--- a/EnergyPulse_Project_Report.docx
+++ b/EnergyPulse_Project_Report.docx
@@ -4442,7 +4442,7 @@
           <w:b/>
           <w:sz w:val="24"/>
         </w:rPr>
-        <w:t>Repository URL:  https://github.com/[YOUR_USERNAME]/energypulse</w:t>
+        <w:t>Repository URL:  https://github.com/aviral2429/energypulse</w:t>
       </w:r>
     </w:p>
     <w:p>
